--- a/최종산출물/3. 수행일지/수행일지_현대이지웰_최종프로젝트_2조_(9월_1주차)_7.docx
+++ b/최종산출물/3. 수행일지/수행일지_현대이지웰_최종프로젝트_2조_(9월_1주차)_7.docx
@@ -16,7 +16,6 @@
           <w:szCs w:val="34"/>
         </w:rPr>
       </w:pPr>
-      <w:proofErr w:type="gramStart"/>
       <w:r>
         <w:rPr>
           <w:rFonts w:ascii="Malgun Gothic" w:eastAsia="Malgun Gothic" w:hAnsi="Malgun Gothic" w:cs="Malgun Gothic"/>
@@ -45,18 +44,7 @@
           <w:sz w:val="34"/>
           <w:szCs w:val="34"/>
         </w:rPr>
-        <w:t>월</w:t>
-      </w:r>
-      <w:proofErr w:type="gramEnd"/>
-      <w:r>
-        <w:rPr>
-          <w:rFonts w:ascii="Malgun Gothic" w:eastAsia="Malgun Gothic" w:hAnsi="Malgun Gothic" w:cs="Malgun Gothic"/>
-          <w:b/>
-          <w:bCs/>
-          <w:sz w:val="34"/>
-          <w:szCs w:val="34"/>
-        </w:rPr>
-        <w:t xml:space="preserve"> </w:t>
+        <w:t xml:space="preserve">월 </w:t>
       </w:r>
       <w:r>
         <w:rPr>
@@ -222,20 +210,8 @@
                 <w:sz w:val="20"/>
                 <w:szCs w:val="20"/>
               </w:rPr>
-              <w:t xml:space="preserve">프로젝트 </w:t>
-            </w:r>
-            <w:proofErr w:type="spellStart"/>
-            <w:r>
-              <w:rPr>
-                <w:rFonts w:ascii="Malgun Gothic" w:eastAsia="Malgun Gothic" w:hAnsi="Malgun Gothic" w:cs="Malgun Gothic"/>
-                <w:b/>
-                <w:bCs/>
-                <w:sz w:val="20"/>
-                <w:szCs w:val="20"/>
-              </w:rPr>
-              <w:t>팀명</w:t>
-            </w:r>
-            <w:proofErr w:type="spellEnd"/>
+              <w:t>프로젝트 팀명</w:t>
+            </w:r>
           </w:p>
         </w:tc>
         <w:tc>
@@ -261,7 +237,6 @@
                 <w:szCs w:val="23"/>
               </w:rPr>
             </w:pPr>
-            <w:proofErr w:type="spellStart"/>
             <w:r>
               <w:rPr>
                 <w:sz w:val="23"/>
@@ -269,7 +244,6 @@
               </w:rPr>
               <w:t>booketing</w:t>
             </w:r>
-            <w:proofErr w:type="spellEnd"/>
           </w:p>
         </w:tc>
         <w:tc>
@@ -334,25 +308,7 @@
                 <w:sz w:val="20"/>
                 <w:szCs w:val="20"/>
               </w:rPr>
-              <w:t>(팀장)신현탁 (팀원)</w:t>
-            </w:r>
-            <w:proofErr w:type="spellStart"/>
-            <w:r>
-              <w:rPr>
-                <w:rFonts w:ascii="Malgun Gothic" w:eastAsia="Malgun Gothic" w:hAnsi="Malgun Gothic" w:cs="Malgun Gothic"/>
-                <w:sz w:val="20"/>
-                <w:szCs w:val="20"/>
-              </w:rPr>
-              <w:t>반제윤</w:t>
-            </w:r>
-            <w:proofErr w:type="spellEnd"/>
-            <w:r>
-              <w:rPr>
-                <w:rFonts w:ascii="Malgun Gothic" w:eastAsia="Malgun Gothic" w:hAnsi="Malgun Gothic" w:cs="Malgun Gothic"/>
-                <w:sz w:val="20"/>
-                <w:szCs w:val="20"/>
-              </w:rPr>
-              <w:t>, 손유정</w:t>
+              <w:t>(팀장)신현탁 (팀원)반제윤, 손유정</w:t>
             </w:r>
           </w:p>
         </w:tc>
@@ -392,25 +348,7 @@
           <w:sz w:val="16"/>
           <w:szCs w:val="16"/>
         </w:rPr>
-        <w:t xml:space="preserve">까지 </w:t>
-      </w:r>
-      <w:proofErr w:type="spellStart"/>
-      <w:r>
-        <w:rPr>
-          <w:rFonts w:ascii="Malgun Gothic" w:eastAsia="Malgun Gothic" w:hAnsi="Malgun Gothic" w:cs="Malgun Gothic"/>
-          <w:sz w:val="16"/>
-          <w:szCs w:val="16"/>
-        </w:rPr>
-        <w:t>최종본을</w:t>
-      </w:r>
-      <w:proofErr w:type="spellEnd"/>
-      <w:r>
-        <w:rPr>
-          <w:rFonts w:ascii="Malgun Gothic" w:eastAsia="Malgun Gothic" w:hAnsi="Malgun Gothic" w:cs="Malgun Gothic"/>
-          <w:sz w:val="16"/>
-          <w:szCs w:val="16"/>
-        </w:rPr>
-        <w:t xml:space="preserve"> 저장해주세요</w:t>
+        <w:t>까지 최종본을 저장해주세요</w:t>
       </w:r>
     </w:p>
     <w:p>
@@ -674,7 +612,7 @@
               <w:pStyle w:val="normal"/>
               <w:spacing w:line="360" w:lineRule="auto"/>
               <w:rPr>
-                <w:rFonts w:ascii="Segoe UI" w:hAnsi="Segoe UI" w:cs="Segoe UI" w:hint="eastAsia"/>
+                <w:rFonts w:ascii="Segoe UI" w:hAnsi="Segoe UI" w:cs="Segoe UI"/>
               </w:rPr>
             </w:pPr>
             <w:r>
@@ -773,7 +711,7 @@
               <w:pStyle w:val="normal"/>
               <w:spacing w:line="360" w:lineRule="auto"/>
               <w:rPr>
-                <w:rFonts w:ascii="Segoe UI" w:hAnsi="Segoe UI" w:cs="Segoe UI" w:hint="eastAsia"/>
+                <w:rFonts w:ascii="Segoe UI" w:hAnsi="Segoe UI" w:cs="Segoe UI"/>
               </w:rPr>
             </w:pPr>
             <w:r>
@@ -860,7 +798,7 @@
               <w:pStyle w:val="normal"/>
               <w:spacing w:line="360" w:lineRule="auto"/>
               <w:rPr>
-                <w:rFonts w:ascii="Segoe UI" w:hAnsi="Segoe UI" w:cs="Segoe UI" w:hint="eastAsia"/>
+                <w:rFonts w:ascii="Segoe UI" w:hAnsi="Segoe UI" w:cs="Segoe UI"/>
               </w:rPr>
             </w:pPr>
             <w:r>
@@ -971,7 +909,7 @@
               <w:pStyle w:val="normal"/>
               <w:spacing w:line="360" w:lineRule="auto"/>
               <w:rPr>
-                <w:rFonts w:ascii="Segoe UI" w:hAnsi="Segoe UI" w:cs="Segoe UI" w:hint="eastAsia"/>
+                <w:rFonts w:ascii="Segoe UI" w:hAnsi="Segoe UI" w:cs="Segoe UI"/>
               </w:rPr>
             </w:pPr>
             <w:r>
@@ -1058,7 +996,7 @@
               <w:pStyle w:val="normal"/>
               <w:spacing w:line="360" w:lineRule="auto"/>
               <w:rPr>
-                <w:rFonts w:ascii="Segoe UI" w:hAnsi="Segoe UI" w:cs="Segoe UI" w:hint="eastAsia"/>
+                <w:rFonts w:ascii="Segoe UI" w:hAnsi="Segoe UI" w:cs="Segoe UI"/>
               </w:rPr>
             </w:pPr>
             <w:r>
@@ -1133,7 +1071,7 @@
               <w:pStyle w:val="normal"/>
               <w:spacing w:line="360" w:lineRule="auto"/>
               <w:rPr>
-                <w:rFonts w:ascii="Segoe UI" w:hAnsi="Segoe UI" w:cs="Segoe UI" w:hint="eastAsia"/>
+                <w:rFonts w:ascii="Segoe UI" w:hAnsi="Segoe UI" w:cs="Segoe UI"/>
               </w:rPr>
             </w:pPr>
             <w:r>
@@ -1304,21 +1242,7 @@
               <w:rPr>
                 <w:rFonts w:ascii="Segoe UI" w:hAnsi="Segoe UI" w:cs="Segoe UI" w:hint="eastAsia"/>
               </w:rPr>
-              <w:t xml:space="preserve"> </w:t>
-            </w:r>
-            <w:proofErr w:type="spellStart"/>
-            <w:r>
-              <w:rPr>
-                <w:rFonts w:ascii="Segoe UI" w:hAnsi="Segoe UI" w:cs="Segoe UI" w:hint="eastAsia"/>
-              </w:rPr>
-              <w:t>GitHub</w:t>
-            </w:r>
-            <w:proofErr w:type="spellEnd"/>
-            <w:r>
-              <w:rPr>
-                <w:rFonts w:ascii="Segoe UI" w:hAnsi="Segoe UI" w:cs="Segoe UI" w:hint="eastAsia"/>
-              </w:rPr>
-              <w:t xml:space="preserve"> Repository </w:t>
+              <w:t xml:space="preserve"> GitHub Repository </w:t>
             </w:r>
             <w:r>
               <w:rPr>
@@ -1727,21 +1651,7 @@
               <w:rPr>
                 <w:rFonts w:ascii="Segoe UI" w:hAnsi="Segoe UI" w:cs="Segoe UI"/>
               </w:rPr>
-              <w:t xml:space="preserve"> </w:t>
-            </w:r>
-            <w:proofErr w:type="spellStart"/>
-            <w:r>
-              <w:rPr>
-                <w:rFonts w:ascii="Segoe UI" w:hAnsi="Segoe UI" w:cs="Segoe UI"/>
-              </w:rPr>
-              <w:t>GitHub</w:t>
-            </w:r>
-            <w:proofErr w:type="spellEnd"/>
-            <w:r>
-              <w:rPr>
-                <w:rFonts w:ascii="Segoe UI" w:hAnsi="Segoe UI" w:cs="Segoe UI"/>
-              </w:rPr>
-              <w:t xml:space="preserve"> Repository </w:t>
+              <w:t xml:space="preserve"> GitHub Repository </w:t>
             </w:r>
             <w:r>
               <w:rPr>
@@ -1845,6 +1755,15 @@
             </w:r>
             <w:r>
               <w:rPr>
+                <w:rFonts w:ascii="HY중고딕" w:eastAsia="HY중고딕" w:hAnsi="Malgun Gothic" w:cs="Malgun Gothic" w:hint="eastAsia"/>
+                <w:bCs/>
+                <w:sz w:val="24"/>
+                <w:szCs w:val="24"/>
+              </w:rPr>
+              <w:t>계속 진행</w:t>
+            </w:r>
+            <w:r>
+              <w:rPr>
                 <w:rFonts w:ascii="HY중고딕" w:eastAsia="HY중고딕" w:hAnsi="Malgun Gothic" w:cs="Malgun Gothic"/>
                 <w:bCs/>
                 <w:sz w:val="24"/>
@@ -1852,7 +1771,6 @@
               </w:rPr>
               <w:br/>
             </w:r>
-            <w:proofErr w:type="spellStart"/>
             <w:r>
               <w:rPr>
                 <w:rFonts w:ascii="HY중고딕" w:eastAsia="HY중고딕" w:hAnsi="Malgun Gothic" w:cs="Malgun Gothic" w:hint="eastAsia"/>
@@ -1862,7 +1780,6 @@
               </w:rPr>
               <w:t>멘토링</w:t>
             </w:r>
-            <w:proofErr w:type="spellEnd"/>
             <w:r>
               <w:rPr>
                 <w:rFonts w:ascii="HY중고딕" w:eastAsia="HY중고딕" w:hAnsi="Malgun Gothic" w:cs="Malgun Gothic" w:hint="eastAsia"/>
@@ -1888,9 +1805,8 @@
                 <w:sz w:val="24"/>
                 <w:szCs w:val="24"/>
               </w:rPr>
-              <w:t xml:space="preserve"> 일부 기능 관련 문제점, 많은 테스트 </w:t>
-            </w:r>
-            <w:proofErr w:type="gramStart"/>
+              <w:t xml:space="preserve"> 일부 기능 관련 문제점, 많은 테스트 필요 </w:t>
+            </w:r>
             <w:r>
               <w:rPr>
                 <w:rFonts w:ascii="HY중고딕" w:eastAsia="HY중고딕" w:hAnsi="Malgun Gothic" w:cs="Malgun Gothic" w:hint="eastAsia"/>
@@ -1898,18 +1814,8 @@
                 <w:sz w:val="24"/>
                 <w:szCs w:val="24"/>
               </w:rPr>
-              <w:t xml:space="preserve">필요 </w:t>
-            </w:r>
-            <w:r>
-              <w:rPr>
-                <w:rFonts w:ascii="HY중고딕" w:eastAsia="HY중고딕" w:hAnsi="Malgun Gothic" w:cs="Malgun Gothic" w:hint="eastAsia"/>
-                <w:bCs/>
-                <w:sz w:val="24"/>
-                <w:szCs w:val="24"/>
-              </w:rPr>
-              <w:t xml:space="preserve"> </w:t>
-            </w:r>
-            <w:proofErr w:type="gramEnd"/>
+              <w:t xml:space="preserve"> </w:t>
+            </w:r>
           </w:p>
         </w:tc>
       </w:tr>
